--- a/Лист задания.docx
+++ b/Лист задания.docx
@@ -864,13 +864,7 @@
         <w:rPr>
           <w:u w:val="single"/>
         </w:rPr>
-        <w:t>-режиме</w:t>
-      </w:r>
-      <w:r>
-        <w:rPr>
-          <w:u w:val="single"/>
-        </w:rPr>
-        <w:t xml:space="preserve"> и </w:t>
+        <w:t xml:space="preserve">-режиме и </w:t>
       </w:r>
       <w:r>
         <w:rPr>
@@ -884,8 +878,6 @@
         </w:rPr>
         <w:t>изации записей между устройствами пользователя.</w:t>
       </w:r>
-      <w:bookmarkStart w:id="0" w:name="_GoBack"/>
-      <w:bookmarkEnd w:id="0"/>
       <w:r>
         <w:rPr>
           <w:u w:val="single"/>
@@ -1262,6 +1254,7 @@
         </w:rPr>
         <w:t xml:space="preserve"> анализ поставленной задачи; </w:t>
       </w:r>
+      <w:bookmarkStart w:id="0" w:name="_GoBack"/>
       <w:r>
         <w:rPr>
           <w:color w:val="000000"/>
@@ -1635,7 +1628,21 @@
           <w:color w:val="000000"/>
           <w:u w:val="single"/>
         </w:rPr>
-        <w:t xml:space="preserve"> - защита курсового проекта</w:t>
+        <w:t xml:space="preserve"> </w:t>
+      </w:r>
+      <w:r>
+        <w:rPr>
+          <w:color w:val="000000"/>
+          <w:u w:val="single"/>
+        </w:rPr>
+        <w:t xml:space="preserve">– </w:t>
+      </w:r>
+      <w:r>
+        <w:rPr>
+          <w:color w:val="000000"/>
+          <w:u w:val="single"/>
+        </w:rPr>
+        <w:t>защита курсового проекта</w:t>
       </w:r>
       <w:r>
         <w:rPr>
@@ -1644,6 +1651,7 @@
         </w:rPr>
         <w:tab/>
       </w:r>
+      <w:bookmarkEnd w:id="0"/>
     </w:p>
     <w:p>
       <w:pPr>
